--- a/твт_статья_АСПО/article_crystallization.docx
+++ b/твт_статья_АСПО/article_crystallization.docx
@@ -29,7 +29,12 @@
         <w:t>АСПО</w:t>
       </w:r>
       <w:r>
-        <w:t xml:space="preserve"> ВЕЩЕСТВ В ПОРИСТОЙ СРЕДЕ: МОДЕЛЬ С ДЕТАЛЬНЫМ СОСТАВОМ НЕФТИ И СИСТЕМАТИЧЕСКОЕ СОПОСТАВЛЕНИЕ С ЭКСПЕРИМЕНТАМИ</w:t>
+        <w:t xml:space="preserve"> ВЕЩЕСТВ В ПОРИСТОЙ СРЕДЕ: МОДЕЛЬ С ДЕТАЛЬНЫМ СОСТАВОМ НЕФТИ И </w:t>
+      </w:r>
+      <w:bookmarkStart w:id="35" w:name="_GoBack"/>
+      <w:bookmarkEnd w:id="35"/>
+      <w:r>
+        <w:t>СОПОСТАВЛЕНИЕ С ЭКСПЕРИМЕНТАМИ</w:t>
       </w:r>
     </w:p>
     <w:p>
@@ -7798,12 +7803,6 @@
             <w:insideH w:val="single" w:color="auto" w:sz="4" w:space="0"/>
             <w:insideV w:val="single" w:color="auto" w:sz="4" w:space="0"/>
           </w:tblBorders>
-          <w:tblCellMar>
-            <w:top w:w="0" w:type="dxa"/>
-            <w:left w:w="108" w:type="dxa"/>
-            <w:bottom w:w="0" w:type="dxa"/>
-            <w:right w:w="108" w:type="dxa"/>
-          </w:tblCellMar>
         </w:tblPrEx>
         <w:tc>
           <w:p>
@@ -8030,12 +8029,6 @@
             <w:insideH w:val="single" w:color="auto" w:sz="4" w:space="0"/>
             <w:insideV w:val="single" w:color="auto" w:sz="4" w:space="0"/>
           </w:tblBorders>
-          <w:tblCellMar>
-            <w:top w:w="0" w:type="dxa"/>
-            <w:left w:w="108" w:type="dxa"/>
-            <w:bottom w:w="0" w:type="dxa"/>
-            <w:right w:w="108" w:type="dxa"/>
-          </w:tblCellMar>
         </w:tblPrEx>
         <w:tc>
           <w:p>
@@ -9231,12 +9224,6 @@
             <w:insideH w:val="single" w:color="auto" w:sz="4" w:space="0"/>
             <w:insideV w:val="single" w:color="auto" w:sz="4" w:space="0"/>
           </w:tblBorders>
-          <w:tblCellMar>
-            <w:top w:w="0" w:type="dxa"/>
-            <w:left w:w="108" w:type="dxa"/>
-            <w:bottom w:w="0" w:type="dxa"/>
-            <w:right w:w="108" w:type="dxa"/>
-          </w:tblCellMar>
         </w:tblPrEx>
         <w:tc>
           <w:p>
@@ -15594,8 +15581,6 @@
       <w:r>
         <w:t>ОГРАНИЧЕНИЯ МОДЕЛИ</w:t>
       </w:r>
-      <w:bookmarkStart w:id="35" w:name="_GoBack"/>
-      <w:bookmarkEnd w:id="35"/>
     </w:p>
     <w:p>
       <w:pPr>
